--- a/downloads/handouts/Unit 02/Handout 02.22 - Career Research Card and Pathways.docx
+++ b/downloads/handouts/Unit 02/Handout 02.22 - Career Research Card and Pathways.docx
@@ -622,7 +622,7 @@
               <w:jc w:val="left"/>
             </w:pPr>
             <w:r>
-              <w:t xml:space="preserve">Write the low and high figure from your source and the year. Devon wrote: "about $__ to $__ a year, source dated 20__."</w:t>
+              <w:t xml:space="preserve">Devon wrote the low and high figure from his source, and the year: "about $__ to $__ a year, source dated 20__." (The numbers are blank here on purpose. Your teacher fills them in from this year’s source.)</w:t>
             </w:r>
           </w:p>
         </w:tc>
